--- a/docs/technical/ahgNARSSAPlugin.docx
+++ b/docs/technical/ahgNARSSAPlugin.docx
@@ -172,7 +172,7 @@
         <w:pStyle w:val="FirstParagraph"/>
       </w:pPr>
       <w:r>
-        <w:t xml:space="preserve">NARSSA-compliant transfer manifest generator. Closes the GCIS RFB-001 clause 4.6 gap that is implicit in the bid: when a record reaches end-of-life and the schedule’s</w:t>
+        <w:t xml:space="preserve">NARSSA-compliant transfer manifest generator. Closes the applicable records-management frameworks gap that is implicit in the bid: when a record reaches end-of-life and the schedule’s</w:t>
       </w:r>
       <w:r>
         <w:t xml:space="preserve"> </w:t>
@@ -3474,13 +3474,13 @@
       </w:r>
     </w:p>
     <w:bookmarkEnd w:id="32"/>
-    <w:bookmarkStart w:id="33" w:name="bid-mapping"/>
+    <w:bookmarkStart w:id="33" w:name="compliance-mapping"/>
     <w:p>
       <w:pPr>
         <w:pStyle w:val="Heading2"/>
       </w:pPr>
       <w:r>
-        <w:t xml:space="preserve">Bid Mapping</w:t>
+        <w:t xml:space="preserve">Compliance Mapping</w:t>
       </w:r>
     </w:p>
     <w:tbl>
@@ -3506,7 +3506,7 @@
               <w:jc w:val="left"/>
             </w:pPr>
             <w:r>
-              <w:t xml:space="preserve">GCIS RFB-001 clause</w:t>
+              <w:t xml:space="preserve">Records-management requirement</w:t>
             </w:r>
           </w:p>
         </w:tc>
@@ -3532,7 +3532,7 @@
               <w:jc w:val="left"/>
             </w:pPr>
             <w:r>
-              <w:t xml:space="preserve">4.6 (records management strategy + NARSSA compliance)</w:t>
+              <w:t xml:space="preserve">Transfer of non-active records to a national archive (NARSSA / NARA / PRO / equivalents)</w:t>
             </w:r>
           </w:p>
         </w:tc>
@@ -3544,7 +3544,7 @@
               <w:jc w:val="left"/>
             </w:pPr>
             <w:r>
-              <w:t xml:space="preserve">Standards-compliant transfer manifest format</w:t>
+              <w:t xml:space="preserve">Standards-compliant METS + EAD2002 transfer manifest format</w:t>
             </w:r>
           </w:p>
         </w:tc>
@@ -3558,7 +3558,7 @@
               <w:jc w:val="left"/>
             </w:pPr>
             <w:r>
-              <w:t xml:space="preserve">4.1.1.13.b (controlled disposal workflows with audit logs)</w:t>
+              <w:t xml:space="preserve">Controlled disposal workflow with audit logs</w:t>
             </w:r>
           </w:p>
         </w:tc>
@@ -3584,7 +3584,7 @@
               <w:jc w:val="left"/>
             </w:pPr>
             <w:r>
-              <w:t xml:space="preserve">4.1.1.14.h (retention status and lifecycle compliance reports)</w:t>
+              <w:t xml:space="preserve">Retention status and lifecycle compliance reporting</w:t>
             </w:r>
           </w:p>
         </w:tc>
